--- a/Tari9_Documentation.docx
+++ b/Tari9_Documentation.docx
@@ -1561,6 +1561,24 @@
     </w:p>
     <w:p>
       <w:pPr>
+        <w:pStyle w:val="ListParagraph"/>
+        <w:numPr>
+          <w:ilvl w:val="0"/>
+          <w:numId w:val="2"/>
+        </w:numPr>
+        <w:spacing w:after="80" w:line="270"/>
+      </w:pPr>
+      <w:r>
+        <w:rPr>
+          <w:color w:val="444444"/>
+          <w:sz w:val="21"/>
+          <w:szCs w:val="21"/>
+        </w:rPr>
+        <w:t xml:space="preserve">A refreshed navy-and-gold visual identity, matching the new Tari9 logo, is rolling out screen by screen — the animated splash/entry experience is complete, with the rest of the app to follow the same design system.</w:t>
+      </w:r>
+    </w:p>
+    <w:p>
+      <w:pPr>
         <w:pStyle w:val="Heading1"/>
         <w:pBdr>
           <w:bottom w:val="single" w:color="B08D3F" w:sz="6" w:space="4"/>
@@ -2060,7 +2078,7 @@
                 <w:sz w:val="18"/>
                 <w:szCs w:val="18"/>
               </w:rPr>
-              <w:t xml:space="preserve">Client-to-client token exchange — no server broker yet</w:t>
+              <w:t xml:space="preserve">Client-to-client token exchange (still no server broker) — but the token itself is now access-controlled, not broadly readable; see Section 8.1</w:t>
             </w:r>
           </w:p>
         </w:tc>
@@ -2744,7 +2762,7 @@
           <w:sz w:val="20"/>
           <w:szCs w:val="20"/>
         </w:rPr>
-        <w:t xml:space="preserve">   Typed translation system in place and proven on 4 of 13 screens (sign-in, sign-up, service selection, worker dashboard). Remaining 9 screens are still English-only.</w:t>
+        <w:t xml:space="preserve">   Typed translation system in place and proven on 4 of 14 screens (sign-in, sign-up, service selection, worker dashboard). Remaining 10 screens — including the new Payment screen — are still English-only.</w:t>
       </w:r>
     </w:p>
     <w:p>
@@ -2771,9 +2789,9 @@
           <w:color w:val="FFFFFF"/>
           <w:sz w:val="16"/>
           <w:szCs w:val="16"/>
-          <w:shd w:fill="C0392B" w:val="clear"/>
-        </w:rPr>
-        <w:t xml:space="preserve">  NOT STARTED  </w:t>
+          <w:shd w:fill="B08D00" w:val="clear"/>
+        </w:rPr>
+        <w:t xml:space="preserve">  PARTIAL  </w:t>
       </w:r>
       <w:r>
         <w:rPr>
@@ -2781,7 +2799,7 @@
           <w:sz w:val="20"/>
           <w:szCs w:val="20"/>
         </w:rPr>
-        <w:t xml:space="preserve">   No payment gateway integrated. Pricing is calculated and displayed, but there is currently no way to actually charge or collect money in-app.</w:t>
+        <w:t xml:space="preserve">   Cash/card selection and a guarded "mark as paid" flow are built end to end, with Firestore rules enforcing it can only happen once, only after a job is completed, and only by the client. Card payment is currently simulated — a timed delay, no live charge — and no real gateway is integrated yet.</w:t>
       </w:r>
     </w:p>
     <w:p>
@@ -2971,19 +2989,19 @@
         <w:rPr>
           <w:b/>
           <w:bCs/>
-          <w:color w:val="1B2A4A"/>
-          <w:sz w:val="21"/>
-          <w:szCs w:val="21"/>
-        </w:rPr>
-        <w:t xml:space="preserve">Push token exposure:</w:t>
-      </w:r>
-      <w:r>
-        <w:rPr>
-          <w:color w:val="444444"/>
-          <w:sz w:val="21"/>
-          <w:szCs w:val="21"/>
-        </w:rPr>
-        <w:t xml:space="preserve"> Because there is no backend to broker notifications, any signed-in client can read the push notification token of every registered provider through a normal database query, and could in principle use it to send that provider unsolicited pushes.</w:t>
+          <w:color w:val="2E7D32"/>
+          <w:sz w:val="21"/>
+          <w:szCs w:val="21"/>
+        </w:rPr>
+        <w:t xml:space="preserve">Push token exposure — resolved:</w:t>
+      </w:r>
+      <w:r>
+        <w:rPr>
+          <w:color w:val="444444"/>
+          <w:sz w:val="21"/>
+          <w:szCs w:val="21"/>
+        </w:rPr>
+        <w:t xml:space="preserve"> This was flagged in an earlier review. It has since been fixed without a backend: each provider's push token now lives in a private, request-scoped record rather than on the broadly-readable provider listing, readable only by the provider themself or a client currently in an active request with them, verified against the real request rather than trusted blindly.</w:t>
       </w:r>
     </w:p>
     <w:p>
@@ -3012,6 +3030,34 @@
           <w:szCs w:val="21"/>
         </w:rPr>
         <w:t xml:space="preserve"> The key used to encrypt national ID numbers ships inside the installed app itself. It protects the ID from casual database browsing but not from someone reverse-engineering the app — a real weakness for an app handling government identification numbers.</w:t>
+      </w:r>
+    </w:p>
+    <w:p>
+      <w:pPr>
+        <w:pStyle w:val="ListParagraph"/>
+        <w:numPr>
+          <w:ilvl w:val="0"/>
+          <w:numId w:val="2"/>
+        </w:numPr>
+        <w:spacing w:after="80" w:line="270"/>
+      </w:pPr>
+      <w:r>
+        <w:rPr>
+          <w:b/>
+          <w:bCs/>
+          <w:color w:val="2E7D32"/>
+          <w:sz w:val="21"/>
+          <w:szCs w:val="21"/>
+        </w:rPr>
+        <w:t xml:space="preserve">Admin credentials in the project export — resolved:</w:t>
+      </w:r>
+      <w:r>
+        <w:rPr>
+          <w:color w:val="444444"/>
+          <w:sz w:val="21"/>
+          <w:szCs w:val="21"/>
+        </w:rPr>
+        <w:t xml:space="preserve"> A Firebase Admin SDK service-account key file was found sitting in the project root alongside the public app config during an earlier review. That key grants full server-side access to the Firebase project and is not the same as the public config file. It has since been removed from version control and rotated, along with `.env` and `google-services.json` — the app now pulls the Google services file from an EAS environment variable via a dynamic `app.config.js` instead of a repo-tracked file.</w:t>
       </w:r>
     </w:p>
     <w:p>
@@ -3183,7 +3229,7 @@
           <w:sz w:val="21"/>
           <w:szCs w:val="21"/>
         </w:rPr>
-        <w:t xml:space="preserve"> Only 4 of 13 screens are localized into Arabic; for a Saudi-first launch this needs to be complete, including a full pass on right-to-left layout for every screen, not just the four already converted.</w:t>
+        <w:t xml:space="preserve"> Only 4 of 14 screens are localized into Arabic; for a Saudi-first launch this needs to be complete, including a full pass on right-to-left layout for every screen, not just the four already converted.</w:t>
       </w:r>
     </w:p>
     <w:p>
@@ -3529,7 +3575,7 @@
           <w:sz w:val="21"/>
           <w:szCs w:val="21"/>
         </w:rPr>
-        <w:t xml:space="preserve">Fix server-side price validation and the push-token exposure — both are the kind of finding a technical due-diligence review will surface in the first pass.</w:t>
+        <w:t xml:space="preserve">Fix server-side price validation — this remains the kind of finding a technical due-diligence review will surface in the first pass. (The push-token exposure flagged in an earlier pass has since been resolved — see Section 8.1.)</w:t>
       </w:r>
     </w:p>
     <w:p>
